--- a/report/DEMO_WALKTHROUGH.docx
+++ b/report/DEMO_WALKTHROUGH.docx
@@ -758,6 +758,28 @@
         <w:t xml:space="preserve"> here, and a fallback that only fires on failure would never run.</w:t>
       </w:r>
     </w:p>
+    <w:p>
+      <w:r>
+        <w:rPr>
+          <w:b/>
+        </w:rPr>
+        <w:t>How the system knows the horse passport is wrong: it does not.</w:t>
+      </w:r>
+      <w:r>
+        <w:t xml:space="preserve"> </w:t>
+      </w:r>
+      <w:r>
+        <w:rPr>
+          <w:rFonts w:ascii="Consolas" w:hAnsi="Consolas"/>
+          <w:color w:val="B03060"/>
+          <w:sz w:val="19"/>
+        </w:rPr>
+        <w:t>external_lookup</w:t>
+      </w:r>
+      <w:r>
+        <w:t xml:space="preserve"> reads the citizen's words and nothing else, never the retrieved record, so it cannot compare the two. A human verified beforehand that Dawlati publishes no human passport service and wrote that into a three-entry table; when a passport query arrives without an animal term, the curated record replaces whatever retrieval produced. The horse passport is not rejected on its merits, it is overwritten. That is a deliberate choice and the honest way to describe it: source selection is the one decision where a wrong guess sends a citizen to the wrong ministry, so it belongs to a person rather than to a similarity score.</w:t>
+      </w:r>
+    </w:p>
     <w:p/>
     <w:p>
       <w:pPr>
@@ -1438,14 +1460,21 @@
     <w:p>
       <w:r>
         <w:rPr>
-          <w:rFonts w:ascii="Consolas" w:hAnsi="Consolas"/>
-          <w:color w:val="B03060"/>
-          <w:sz w:val="19"/>
+          <w:b/>
         </w:rPr>
-        <w:t>live_service_lookup</w:t>
+        <w:t>What `exists=False` is, and what it is not.</w:t>
       </w:r>
       <w:r>
-        <w:t xml:space="preserve"> returning </w:t>
+        <w:t xml:space="preserve"> It is corroboration you can point at: Dawlati's own API, asked directly, reports nothing matching. It is </w:t>
+      </w:r>
+      <w:r>
+        <w:rPr>
+          <w:b/>
+        </w:rPr>
+        <w:t>not</w:t>
+      </w:r>
+      <w:r>
+        <w:t xml:space="preserve"> the mechanism that triggered the fallback. Nothing routes on it — the call runs after the decision, and if it had returned </w:t>
       </w:r>
       <w:r>
         <w:rPr>
@@ -1453,10 +1482,10 @@
           <w:color w:val="B03060"/>
           <w:sz w:val="19"/>
         </w:rPr>
-        <w:t>exists=False</w:t>
+        <w:t>exists=True</w:t>
       </w:r>
       <w:r>
-        <w:t xml:space="preserve"> is the confirmation: Dawlati itself says it has no such service. The fallback is a checked conclusion, not a guess.</w:t>
+        <w:t xml:space="preserve"> the answer would be identical. Presenting it as the check that caught the horse passport would misdescribe the system.</w:t>
       </w:r>
     </w:p>
     <w:p/>
